--- a/templates/QTECH_proroga_cococo_diaria.docx
+++ b/templates/QTECH_proroga_cococo_diaria.docx
@@ -24,10 +24,36 @@
         <w:rPr>
           <w:sz w:val="22"/>
           <w:szCs w:val="22"/>
+          <w:lang w:eastAsia="en-US"/>
+        </w:rPr>
+        <w:t xml:space="preserve">. </w:t>
+      </w:r>
+      <w:r>
+        <w:rPr>
+          <w:sz w:val="22"/>
+          <w:szCs w:val="22"/>
+          <w:lang w:eastAsia="en-US"/>
+        </w:rPr>
+        <w:t>{{</w:t>
+      </w:r>
+      <w:proofErr w:type="gramStart"/>
+      <w:r>
+        <w:rPr>
+          <w:sz w:val="22"/>
+          <w:szCs w:val="22"/>
           <w:highlight w:val="yellow"/>
           <w:lang w:eastAsia="en-US"/>
         </w:rPr>
-        <w:t>. …….</w:t>
+        <w:t>…….</w:t>
+      </w:r>
+      <w:proofErr w:type="gramEnd"/>
+      <w:r>
+        <w:rPr>
+          <w:sz w:val="22"/>
+          <w:szCs w:val="22"/>
+          <w:lang w:eastAsia="en-US"/>
+        </w:rPr>
+        <w:t>}}</w:t>
       </w:r>
     </w:p>
     <w:p>
@@ -115,10 +141,37 @@
         <w:rPr>
           <w:sz w:val="22"/>
           <w:szCs w:val="22"/>
+          <w:lang w:eastAsia="en-US"/>
+        </w:rPr>
+        <w:t>{{</w:t>
+      </w:r>
+      <w:r>
+        <w:rPr>
+          <w:sz w:val="22"/>
+          <w:szCs w:val="22"/>
           <w:highlight w:val="yellow"/>
           <w:lang w:eastAsia="en-US"/>
         </w:rPr>
-        <w:t>.../.../….</w:t>
+        <w:t>.../...</w:t>
+      </w:r>
+      <w:proofErr w:type="gramStart"/>
+      <w:r>
+        <w:rPr>
+          <w:sz w:val="22"/>
+          <w:szCs w:val="22"/>
+          <w:highlight w:val="yellow"/>
+          <w:lang w:eastAsia="en-US"/>
+        </w:rPr>
+        <w:t>/….</w:t>
+      </w:r>
+      <w:proofErr w:type="gramEnd"/>
+      <w:r>
+        <w:rPr>
+          <w:sz w:val="22"/>
+          <w:szCs w:val="22"/>
+          <w:lang w:eastAsia="en-US"/>
+        </w:rPr>
+        <w:t>}}</w:t>
       </w:r>
       <w:r>
         <w:rPr>
@@ -132,6 +185,14 @@
         <w:rPr>
           <w:sz w:val="22"/>
           <w:szCs w:val="22"/>
+          <w:lang w:eastAsia="en-US"/>
+        </w:rPr>
+        <w:t>{{</w:t>
+      </w:r>
+      <w:r>
+        <w:rPr>
+          <w:sz w:val="22"/>
+          <w:szCs w:val="22"/>
           <w:highlight w:val="yellow"/>
           <w:lang w:eastAsia="en-US"/>
         </w:rPr>
@@ -143,16 +204,40 @@
           <w:szCs w:val="22"/>
           <w:lang w:eastAsia="en-US"/>
         </w:rPr>
+        <w:t>}}</w:t>
+      </w:r>
+      <w:r>
+        <w:rPr>
+          <w:sz w:val="22"/>
+          <w:szCs w:val="22"/>
+          <w:lang w:eastAsia="en-US"/>
+        </w:rPr>
         <w:t xml:space="preserve"> sulla base di quanto stipulato tra le parti, relativamente al contratto di collaborazione coordinata e continuativa siglato in data </w:t>
       </w:r>
       <w:r>
         <w:rPr>
           <w:sz w:val="22"/>
           <w:szCs w:val="22"/>
+          <w:lang w:eastAsia="en-US"/>
+        </w:rPr>
+        <w:t>{{</w:t>
+      </w:r>
+      <w:r>
+        <w:rPr>
+          <w:sz w:val="22"/>
+          <w:szCs w:val="22"/>
           <w:highlight w:val="yellow"/>
           <w:lang w:eastAsia="en-US"/>
         </w:rPr>
         <w:t>…/.../…</w:t>
+      </w:r>
+      <w:r>
+        <w:rPr>
+          <w:sz w:val="22"/>
+          <w:szCs w:val="22"/>
+          <w:lang w:eastAsia="en-US"/>
+        </w:rPr>
+        <w:t>}}</w:t>
       </w:r>
       <w:r>
         <w:rPr>
@@ -208,10 +293,26 @@
         <w:rPr>
           <w:sz w:val="22"/>
           <w:szCs w:val="22"/>
+          <w:lang w:eastAsia="en-US"/>
+        </w:rPr>
+        <w:t>{{</w:t>
+      </w:r>
+      <w:r>
+        <w:rPr>
+          <w:sz w:val="22"/>
+          <w:szCs w:val="22"/>
           <w:highlight w:val="yellow"/>
           <w:lang w:eastAsia="en-US"/>
         </w:rPr>
         <w:t>…/…/…</w:t>
+      </w:r>
+      <w:r>
+        <w:rPr>
+          <w:sz w:val="22"/>
+          <w:szCs w:val="22"/>
+          <w:lang w:eastAsia="en-US"/>
+        </w:rPr>
+        <w:t>}}</w:t>
       </w:r>
     </w:p>
     <w:p>
@@ -279,6 +380,14 @@
         <w:rPr>
           <w:sz w:val="22"/>
           <w:szCs w:val="22"/>
+          <w:lang w:eastAsia="en-US"/>
+        </w:rPr>
+        <w:t>{{</w:t>
+      </w:r>
+      <w:r>
+        <w:rPr>
+          <w:sz w:val="22"/>
+          <w:szCs w:val="22"/>
           <w:highlight w:val="yellow"/>
           <w:lang w:eastAsia="en-US"/>
         </w:rPr>
@@ -290,12 +399,28 @@
           <w:szCs w:val="22"/>
           <w:lang w:eastAsia="en-US"/>
         </w:rPr>
+        <w:t>}}</w:t>
+      </w:r>
+      <w:r>
+        <w:rPr>
+          <w:sz w:val="22"/>
+          <w:szCs w:val="22"/>
+          <w:lang w:eastAsia="en-US"/>
+        </w:rPr>
         <w:t xml:space="preserve"> con un importo netto/mese pari a </w:t>
       </w:r>
       <w:r>
         <w:rPr>
           <w:sz w:val="22"/>
           <w:szCs w:val="22"/>
+          <w:lang w:eastAsia="en-US"/>
+        </w:rPr>
+        <w:t>{{</w:t>
+      </w:r>
+      <w:r>
+        <w:rPr>
+          <w:sz w:val="22"/>
+          <w:szCs w:val="22"/>
           <w:highlight w:val="yellow"/>
           <w:lang w:eastAsia="en-US"/>
         </w:rPr>
@@ -316,7 +441,7 @@
           <w:szCs w:val="22"/>
           <w:lang w:eastAsia="en-US"/>
         </w:rPr>
-        <w:t xml:space="preserve"> </w:t>
+        <w:t>}}</w:t>
       </w:r>
     </w:p>
     <w:p>
@@ -342,10 +467,26 @@
         <w:rPr>
           <w:sz w:val="22"/>
           <w:szCs w:val="22"/>
+          <w:lang w:eastAsia="en-US"/>
+        </w:rPr>
+        <w:t xml:space="preserve">di </w:t>
+      </w:r>
+      <w:r>
+        <w:rPr>
+          <w:sz w:val="22"/>
+          <w:szCs w:val="22"/>
+          <w:lang w:eastAsia="en-US"/>
+        </w:rPr>
+        <w:t>{{</w:t>
+      </w:r>
+      <w:r>
+        <w:rPr>
+          <w:sz w:val="22"/>
+          <w:szCs w:val="22"/>
           <w:highlight w:val="yellow"/>
           <w:lang w:eastAsia="en-US"/>
         </w:rPr>
-        <w:t xml:space="preserve">di </w:t>
+        <w:t>0</w:t>
       </w:r>
       <w:r>
         <w:rPr>
@@ -354,7 +495,15 @@
           <w:highlight w:val="yellow"/>
           <w:lang w:eastAsia="en-US"/>
         </w:rPr>
-        <w:t>0</w:t>
+        <w:t xml:space="preserve"> euro/gg</w:t>
+      </w:r>
+      <w:r>
+        <w:rPr>
+          <w:sz w:val="22"/>
+          <w:szCs w:val="22"/>
+          <w:lang w:eastAsia="en-US"/>
+        </w:rPr>
+        <w:t xml:space="preserve"> </w:t>
       </w:r>
       <w:r>
         <w:rPr>
@@ -363,24 +512,15 @@
           <w:highlight w:val="yellow"/>
           <w:lang w:eastAsia="en-US"/>
         </w:rPr>
-        <w:t xml:space="preserve"> euro/gg</w:t>
-      </w:r>
-      <w:r>
-        <w:rPr>
-          <w:sz w:val="22"/>
-          <w:szCs w:val="22"/>
-          <w:lang w:eastAsia="en-US"/>
-        </w:rPr>
-        <w:t xml:space="preserve"> </w:t>
-      </w:r>
-      <w:r>
-        <w:rPr>
-          <w:sz w:val="22"/>
-          <w:szCs w:val="22"/>
-          <w:highlight w:val="yellow"/>
-          <w:lang w:eastAsia="en-US"/>
-        </w:rPr>
         <w:t>di operatività</w:t>
+      </w:r>
+      <w:r>
+        <w:rPr>
+          <w:sz w:val="22"/>
+          <w:szCs w:val="22"/>
+          <w:lang w:eastAsia="en-US"/>
+        </w:rPr>
+        <w:t>}}</w:t>
       </w:r>
     </w:p>
     <w:p>
@@ -623,7 +763,6 @@
         <w:rPr>
           <w:sz w:val="22"/>
           <w:szCs w:val="22"/>
-          <w:highlight w:val="yellow"/>
           <w:lang w:eastAsia="en-US"/>
         </w:rPr>
         <w:t>______________</w:t>
@@ -743,7 +882,7 @@
         </mc:Choice>
         <mc:Fallback>
           <w:pict>
-            <v:line w14:anchorId="5E124036" id="Line 14" o:spid="_x0000_s1026" style="position:absolute;flip:y;z-index:251656704;visibility:visible;mso-wrap-style:square;mso-width-percent:0;mso-height-percent:0;mso-wrap-distance-left:9pt;mso-wrap-distance-top:0;mso-wrap-distance-right:9pt;mso-wrap-distance-bottom:0;mso-position-horizontal:absolute;mso-position-horizontal-relative:text;mso-position-vertical:absolute;mso-position-vertical-relative:text;mso-width-percent:0;mso-height-percent:0;mso-width-relative:page;mso-height-relative:page" from="-23pt,-3.45pt" to="500.5pt,-3.45pt" o:gfxdata="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" strokecolor="#7f7f7f"/>
+            <v:line w14:anchorId="5E1006E7" id="Line 14" o:spid="_x0000_s1026" style="position:absolute;flip:y;z-index:251656704;visibility:visible;mso-wrap-style:square;mso-width-percent:0;mso-height-percent:0;mso-wrap-distance-left:9pt;mso-wrap-distance-top:0;mso-wrap-distance-right:9pt;mso-wrap-distance-bottom:0;mso-position-horizontal:absolute;mso-position-horizontal-relative:text;mso-position-vertical:absolute;mso-position-vertical-relative:text;mso-width-percent:0;mso-height-percent:0;mso-width-relative:page;mso-height-relative:page" from="-23pt,-3.45pt" to="500.5pt,-3.45pt" o:gfxdata="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" strokecolor="#7f7f7f"/>
           </w:pict>
         </mc:Fallback>
       </mc:AlternateContent>
@@ -888,6 +1027,7 @@
               <w:lang w:val="en-GB"/>
             </w:rPr>
           </w:pPr>
+          <w:proofErr w:type="spellStart"/>
           <w:r>
             <w:rPr>
               <w:rFonts w:ascii="Gotham Light" w:hAnsi="Gotham Light" w:cs="Arial"/>
@@ -900,6 +1040,7 @@
             </w:rPr>
             <w:t>QTech</w:t>
           </w:r>
+          <w:proofErr w:type="spellEnd"/>
           <w:r>
             <w:rPr>
               <w:rFonts w:ascii="Gotham Light" w:hAnsi="Gotham Light" w:cs="Arial"/>
@@ -910,7 +1051,33 @@
               <w:szCs w:val="14"/>
               <w:lang w:val="en-GB"/>
             </w:rPr>
-            <w:t xml:space="preserve"> S.r.l. </w:t>
+            <w:t xml:space="preserve"> </w:t>
+          </w:r>
+          <w:proofErr w:type="spellStart"/>
+          <w:r>
+            <w:rPr>
+              <w:rFonts w:ascii="Gotham Light" w:hAnsi="Gotham Light" w:cs="Arial"/>
+              <w:b/>
+              <w:smallCaps/>
+              <w:color w:val="808080"/>
+              <w:sz w:val="14"/>
+              <w:szCs w:val="14"/>
+              <w:lang w:val="en-GB"/>
+            </w:rPr>
+            <w:t>S.r.l</w:t>
+          </w:r>
+          <w:proofErr w:type="spellEnd"/>
+          <w:r>
+            <w:rPr>
+              <w:rFonts w:ascii="Gotham Light" w:hAnsi="Gotham Light" w:cs="Arial"/>
+              <w:b/>
+              <w:smallCaps/>
+              <w:color w:val="808080"/>
+              <w:sz w:val="14"/>
+              <w:szCs w:val="14"/>
+              <w:lang w:val="en-GB"/>
+            </w:rPr>
+            <w:t xml:space="preserve">. </w:t>
           </w:r>
         </w:p>
         <w:p>
@@ -997,7 +1164,29 @@
               <w:sz w:val="10"/>
               <w:szCs w:val="10"/>
             </w:rPr>
-            <w:t xml:space="preserve"> i.v.</w:t>
+            <w:t xml:space="preserve"> </w:t>
+          </w:r>
+          <w:proofErr w:type="spellStart"/>
+          <w:r>
+            <w:rPr>
+              <w:rFonts w:ascii="Gotham Light" w:hAnsi="Gotham Light" w:cs="Arial"/>
+              <w:smallCaps/>
+              <w:color w:val="808080"/>
+              <w:sz w:val="10"/>
+              <w:szCs w:val="10"/>
+            </w:rPr>
+            <w:t>i.v</w:t>
+          </w:r>
+          <w:proofErr w:type="spellEnd"/>
+          <w:r>
+            <w:rPr>
+              <w:rFonts w:ascii="Gotham Light" w:hAnsi="Gotham Light" w:cs="Arial"/>
+              <w:smallCaps/>
+              <w:color w:val="808080"/>
+              <w:sz w:val="10"/>
+              <w:szCs w:val="10"/>
+            </w:rPr>
+            <w:t>.</w:t>
           </w:r>
         </w:p>
         <w:p>
@@ -1712,7 +1901,7 @@
         </mc:Choice>
         <mc:Fallback>
           <w:pict>
-            <v:line w14:anchorId="1F2F9A8C" id="Line 15" o:spid="_x0000_s1026" style="position:absolute;z-index:251657728;visibility:visible;mso-wrap-style:square;mso-width-percent:0;mso-height-percent:0;mso-wrap-distance-left:9pt;mso-wrap-distance-top:0;mso-wrap-distance-right:9pt;mso-wrap-distance-bottom:0;mso-position-horizontal:absolute;mso-position-horizontal-relative:text;mso-position-vertical:absolute;mso-position-vertical-relative:text;mso-width-percent:0;mso-height-percent:0;mso-width-relative:page;mso-height-relative:page" from="-18.55pt,9.7pt" to="504.2pt,10.45pt" o:gfxdata="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" strokecolor="#7f7f7f" strokeweight="1pt"/>
+            <v:line w14:anchorId="40D399B6" id="Line 15" o:spid="_x0000_s1026" style="position:absolute;z-index:251657728;visibility:visible;mso-wrap-style:square;mso-width-percent:0;mso-height-percent:0;mso-wrap-distance-left:9pt;mso-wrap-distance-top:0;mso-wrap-distance-right:9pt;mso-wrap-distance-bottom:0;mso-position-horizontal:absolute;mso-position-horizontal-relative:text;mso-position-vertical:absolute;mso-position-vertical-relative:text;mso-width-percent:0;mso-height-percent:0;mso-width-relative:page;mso-height-relative:page" from="-18.55pt,9.7pt" to="504.2pt,10.45pt" o:gfxdata="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" strokecolor="#7f7f7f" strokeweight="1pt"/>
           </w:pict>
         </mc:Fallback>
       </mc:AlternateContent>
